--- a/docs/Речь_для_защиты_Большие_Вызовы_Ковалева_Алиса.docx
+++ b/docs/Речь_для_защиты_Большие_Вызовы_Ковалева_Алиса.docx
@@ -529,7 +529,7 @@
         <w:t>PlantStation</w:t>
       </w:r>
       <w:r>
-        <w:t>. Оператор ставит кассеты в бокс в любом порядке: маркер ArUco автоматически идентифицирует кассету, а при необходимости доступен ручной выбор из выпадающего списка. Пошаговый мастер пакетного замера позволяет отснять триаду кассет всего за полторы минуты, фиксируя массу, температуру листа и влажность почвы в единую базу.</w:t>
+        <w:t>. Агроном в теплице заходит со своего смартфона или планшета, видит пошаговый мастер замеров, живые графики и сразу экспортирует данные в Excel.</w:t>
       </w:r>
     </w:p>
     <w:p>
@@ -569,20 +569,19 @@
       <w:r/>
       <w:r>
         <w:br/>
-        <w:t>Для проверки гипотезы я заложила двухэтапный эксперимент на растениях гороха посевного (</w:t>
-      </w:r>
-      <w:r>
-        <w:rPr>
-          <w:i/>
-        </w:rPr>
-        <w:t>Pisum sativum</w:t>
-      </w:r>
-      <w:r>
-        <w:t>):</w:t>
+        <w:t>«Для строгой проверки гипотезы я заложила синхронный эксперимент на 45 растениях гороха посевного сорта «Альфа», высаженных строго в один день в 5 стандартизованных когорт:</w:t>
         <w:br/>
-        <w:t>* На первом этапе проводился скрининг трех когорт: «Контроль» (оптимум), «Засуха» и «Соль» (осмотический стресс 1% NaCl);</w:t>
+        <w:t>* Первая — Контроль с оптимальным поливом (100% ПВ);</w:t>
         <w:br/>
-        <w:t>* На втором этапе исследовалась репарация функций при поливе: «Эталон» (постоянный полив), «Репарация» (полив по тревоге станции на 40-м ч) и «Критический стресс» (поздний полив на 72-м ч при увядании).</w:t>
+        <w:t>* Вторая — Засоление 150 миллимоль хлорида натрия в строго отдельном изолированном поддоне, исключающем общий дренаж;</w:t>
+        <w:br/>
+        <w:t>* Третья — «Спасение по прибору», где полив возвращался строго по первому алерту комплекса на доклинической фазе;</w:t>
+        <w:br/>
+        <w:t>* Четвертая — «Спасение по глазам», где полив откладывался до классического видимого увядания листьев;</w:t>
+        <w:br/>
+        <w:t>* И пятая — терминальная засуха без полива для полной оцифровки динамики деградации тканей.</w:t>
+        <w:br/>
+        <w:t>Шестая кассета, посеянная раньше, использовалась как калибровочный стенд №0 для юстировки оптики и OCR!»</w:t>
       </w:r>
     </w:p>
     <w:p>
@@ -594,7 +593,7 @@
         <w:rPr>
           <w:b/>
         </w:rPr>
-        <w:t>[Слайд 12 — Экспериментальные результаты: окно упреждения и репарация]</w:t>
+        <w:t>[Слайд 12 — Экспериментальные результаты: окно упреждения и дуэль стратегий]</w:t>
       </w:r>
       <w:r>
         <w:t xml:space="preserve"> </w:t>
@@ -608,17 +607,22 @@
       <w:r/>
       <w:r>
         <w:br/>
-        <w:t>Обратите внимание на графики на слайде!</w:t>
+        <w:t>«Обратите внимание на результаты дуэли двух стратегий спасения!</w:t>
       </w:r>
       <w:r/>
       <w:r>
         <w:br/>
-        <w:t>Уже на 40-й час засухи температура листа подскочила на 1.8–2.4 градуса из-за закрытия устьиц, а NDVI начал снижаться, хотя видимое увядание наступило только на 72-й час — опережение составило 36–54 часа!</w:t>
+        <w:t>Уже на 36–40 час прибор зафиксировал нагрев листа на 1.8 градуса и падение NDVI, выдав алерт за 36–48 часов до увядания.</w:t>
       </w:r>
       <w:r/>
       <w:r>
         <w:br/>
-        <w:t>Полив в пределах этого окна спасения на 40-м часу обеспечил коэффициент репарации $\kappa_{\text{rec}} = 98.2\%$ — тургор и транспирация восстановились на 100%! А поздний полив на 72-м часу дал лишь 54% репарации из-за необратимого повреждения мезофилла с потерей почти половины биомассы.</w:t>
+        <w:t>Растения, спасенные по сигналу прибора, восстановили тургор за 2 часа, а коэффициент репарации составил 98.2% — сохранено 100% биомассы!</w:t>
+      </w:r>
+      <w:r/>
+      <w:r>
+        <w:br/>
+        <w:t>А в когорте «спасения по глазам», где ждали поникания листьев до 72 часов, развился необратимый некроз мезофилла — потеряно 45% продуктивности! Опережение спасает урожай.»</w:t>
       </w:r>
     </w:p>
     <w:p>

--- a/docs/Речь_для_защиты_Большие_Вызовы_Ковалева_Алиса.docx
+++ b/docs/Речь_для_защиты_Большие_Вызовы_Ковалева_Алиса.docx
@@ -575,9 +575,9 @@
         <w:br/>
         <w:t>* Вторая — Засоление 150 миллимоль хлорида натрия в строго отдельном изолированном поддоне, исключающем общий дренаж;</w:t>
         <w:br/>
-        <w:t>* Третья — «Спасение по прибору», где полив возвращался строго по первому алерту комплекса на доклинической фазе;</w:t>
+        <w:t>* Третья — «Превентивная регидратация», где полив возвращался строго по первому алерту комплекса на доклинической фазе;</w:t>
         <w:br/>
-        <w:t>* Четвертая — «Спасение по глазам», где полив откладывался до классического видимого увядания листьев;</w:t>
+        <w:t>* Четвертая — «Традиционный визуальный контроль», где полив откладывался до классического видимого увядания листьев;</w:t>
         <w:br/>
         <w:t>* И пятая — терминальная засуха без полива для полной оцифровки динамики деградации тканей.</w:t>
         <w:br/>
@@ -593,7 +593,7 @@
         <w:rPr>
           <w:b/>
         </w:rPr>
-        <w:t>[Слайд 12 — Экспериментальные результаты: окно упреждения и дуэль стратегий]</w:t>
+        <w:t>[Слайд 12 — Экспериментальные результаты: окно упреждения и сравнительная оценка стратегий]</w:t>
       </w:r>
       <w:r>
         <w:t xml:space="preserve"> </w:t>
@@ -607,7 +607,7 @@
       <w:r/>
       <w:r>
         <w:br/>
-        <w:t>«Обратите внимание на результаты дуэли двух стратегий спасения!</w:t>
+        <w:t>«Обратите внимание на результаты сравнительного эксперимента двух стратегий регидратации!</w:t>
       </w:r>
       <w:r/>
       <w:r>
@@ -617,12 +617,12 @@
       <w:r/>
       <w:r>
         <w:br/>
-        <w:t>Растения, спасенные по сигналу прибора, восстановили тургор за 2 часа, а коэффициент репарации составил 98.2% — сохранено 100% биомассы!</w:t>
+        <w:t>Растения когорты превентивной регидратации по сигналу станции восстановили тургор за 2 часа, а коэффициент репарации составил 98.2% — сохранено 100% биомассы!</w:t>
       </w:r>
       <w:r/>
       <w:r>
         <w:br/>
-        <w:t>А в когорте «спасения по глазам», где ждали поникания листьев до 72 часов, развился необратимый некроз мезофилла — потеряно 45% продуктивности! Опережение спасает урожай.»</w:t>
+        <w:t>А в когорте традиционного визуального контроля, где ждали поникания листьев до 72 часов, развился необратимый некроз мезофилла — потеряно 45% продуктивности! Инструментальное опережение спасает урожай.»</w:t>
       </w:r>
     </w:p>
     <w:p>

--- a/docs/Речь_для_защиты_Большие_Вызовы_Ковалева_Алиса.docx
+++ b/docs/Речь_для_защиты_Большие_Вызовы_Ковалева_Алиса.docx
@@ -393,7 +393,7 @@
         <w:rPr>
           <w:b/>
         </w:rPr>
-        <w:t>[Слайд 7 — Фотометрический кубический бокс]</w:t>
+        <w:t>[Слайд 7 — Фотометрический бокс]</w:t>
       </w:r>
       <w:r>
         <w:t xml:space="preserve"> </w:t>
@@ -407,7 +407,7 @@
       <w:r/>
       <w:r>
         <w:br/>
-        <w:t>Чтобы внешнее освещение не искажало замеры, я спроектировала в CAD-программе кубический бокс 200 на 200 миллиметров с лабиринтными светоловушками и вырезала его из 4-миллиметровой фанеры на лазерном станке. Внутри бокс покрыт глубокоматовой светопоглощающей краской.</w:t>
+        <w:t>Чтобы внешнее освещение не искажало замеры, я спроектировала в CAD-программе фотометрический бокс 210 на 210 на 297 миллиметров с прецизионными замками шип-паз, быстросъемным фасадом на неодимовых магнитах и вырезала его из 4-миллиметровой фанеры на лазерном станке. Камера diymore IMX179 установлена снаружи сверху, а внутри бокс покрыт глубокоматовой светопоглощающей краской.</w:t>
       </w:r>
     </w:p>
     <w:p>
